--- a/por/docx/07.content.docx
+++ b/por/docx/07.content.docx
@@ -12018,19 +12018,7 @@
         <w:rPr>
           <w:lang w:val="pt_PT" w:bidi="pt_PT"/>
         </w:rPr>
-        <w:t xml:space="preserve">; veja também </w:t>
-      </w:r>
-      <w:r>
-        <w:rPr>
-          <w:lang w:val="pt_PT" w:bidi="pt_PT"/>
-        </w:rPr>
-        <w:t>Introdução ao Livro de Deuteronômio</w:t>
-      </w:r>
-      <w:r>
-        <w:rPr>
-          <w:lang w:val="pt_PT" w:bidi="pt_PT"/>
-        </w:rPr>
-        <w:t>, “Forma Literária”).</w:t>
+        <w:t>; veja também Introdução ao Livro de Deuteronômio, “Forma Literária”).</w:t>
       </w:r>
       <w:r>
         <w:rPr>
@@ -12367,19 +12355,7 @@
         <w:rPr>
           <w:lang w:val="pt_PT" w:bidi="pt_PT"/>
         </w:rPr>
-        <w:t xml:space="preserve">Se a conquista e o assentamento ocorreram nos anos 1400 a.C. ou nos anos 1200 a.C. (veja </w:t>
-      </w:r>
-      <w:r>
-        <w:rPr>
-          <w:lang w:val="pt_PT" w:bidi="pt_PT"/>
-        </w:rPr>
-        <w:t>Introdução ao Livro dos Juízes</w:t>
-      </w:r>
-      <w:r>
-        <w:rPr>
-          <w:lang w:val="pt_PT" w:bidi="pt_PT"/>
-        </w:rPr>
-        <w:t>, “Cronologia da Era dos Juízes”), os 300 anos mencionados por Jefté são provavelmente um número arredondado.</w:t>
+        <w:t>Se a conquista e o assentamento ocorreram nos anos 1400 a.C. ou nos anos 1200 a.C. (veja Introdução ao Livro dos Juízes, “Cronologia da Era dos Juízes”), os 300 anos mencionados por Jefté são provavelmente um número arredondado.</w:t>
       </w:r>
       <w:r>
         <w:rPr>
@@ -13220,19 +13196,7 @@
         <w:rPr>
           <w:lang w:val="pt_PT" w:bidi="pt_PT"/>
         </w:rPr>
-        <w:t xml:space="preserve">Se este fosse o Belém do norte localizado em Zebulom, isso pode ser entendido como parte da estrutura de Juízes, na qual cada uma das tribos fornece um dos doze juízes (veja </w:t>
-      </w:r>
-      <w:r>
-        <w:rPr>
-          <w:lang w:val="pt_PT" w:bidi="pt_PT"/>
-        </w:rPr>
-        <w:t>Introdução ao Livro de Juízes</w:t>
-      </w:r>
-      <w:r>
-        <w:rPr>
-          <w:lang w:val="pt_PT" w:bidi="pt_PT"/>
-        </w:rPr>
-        <w:t>, “Resumo”).</w:t>
+        <w:t>Se este fosse o Belém do norte localizado em Zebulom, isso pode ser entendido como parte da estrutura de Juízes, na qual cada uma das tribos fornece um dos doze juízes (veja Introdução ao Livro de Juízes, “Resumo”).</w:t>
       </w:r>
       <w:r>
         <w:rPr>
